--- a/04.项目验收清单Checklist_v1.1.docx
+++ b/04.项目验收清单Checklist_v1.1.docx
@@ -11208,7 +11208,7 @@
                 <w:sz w:val="21"/>
                 <w:szCs w:val="21"/>
               </w:rPr>
-              <w:t xml:space="preserve">，见《接口规范 v1.1》第十节 #3</w:t>
+              <w:t>，见《接口规范 v1.1.1》第十节 #3</w:t>
             </w:r>
           </w:p>
         </w:tc>
